--- a/MDPM 883/Milestone 2/Meeting Summaries/Team_Dart_Admin_Meeting_3_Summary_2026-10-22.docx
+++ b/MDPM 883/Milestone 2/Meeting Summaries/Team_Dart_Admin_Meeting_3_Summary_2026-10-22.docx
@@ -451,7 +451,7 @@
                 <w:sz w:val="19"/>
                 <w:szCs w:val="19"/>
               </w:rPr>
-              <w:t xml:space="preserve">Adekunle Adeniji started transcription, and Warren asked him to capture the actions and decision log</w:t>
+              <w:t xml:space="preserve">Adekunle Adeniji started transcription, and Warren asked Adekunle to capture the actions and decision log</w:t>
             </w:r>
           </w:p>
         </w:tc>
@@ -591,7 +591,7 @@
                 <w:sz w:val="19"/>
                 <w:szCs w:val="19"/>
               </w:rPr>
-              <w:t xml:space="preserve">M Mireille attended as an observer (role not stated in the transcript; also written “M” and “Em”). She said it was the team’s meeting and she would mostly observe; she spoke on the points in items 1.2 and 1.6 and left at the close. She was present for every decision recorded here.</w:t>
+              <w:t xml:space="preserve">M Mireille attended as an observer (role not stated in the transcript; also written “M” and “Em”). M Mireille said it was the team’s meeting and the plan was to mostly observe; M Mireille spoke on the points in items 1.2 and 1.6, left at the close, and was present for every decision recorded here.</w:t>
             </w:r>
           </w:p>
         </w:tc>
@@ -840,7 +840,7 @@
           <w:sz w:val="20"/>
           <w:szCs w:val="20"/>
         </w:rPr>
-        <w:t xml:space="preserve"> M Mireille said she had heard the team had met and came to hear how it had worked on tangible things going forward. She noted that the team will meet in person in Kingston at the end of November (the team knew).</w:t>
+        <w:t xml:space="preserve"> M Mireille said word had come that the team had met, and the purpose of attending was to hear how the team had worked on tangible things going forward. M Mireille noted that the team will meet in person in Kingston at the end of November (the team knew).</w:t>
       </w:r>
     </w:p>
     <w:p>
@@ -1041,7 +1041,7 @@
           <w:sz w:val="20"/>
           <w:szCs w:val="20"/>
         </w:rPr>
-        <w:t xml:space="preserve"> the decision log is due within 12 hours of the meeting ending. Yes was recorded from Warren, Mmenyene, Qiuchen and Fuyang; Anne-Marie said she was willing to move on, which the guest said counts as a yes. Adekunle’s reply was not clearly attached to this question.</w:t>
+        <w:t xml:space="preserve"> the decision log is due within 12 hours of the meeting ending. Yes was recorded from Warren, Mmenyene, Qiuchen and Fuyang; Anne-Marie said moving on was acceptable, which the guest said counts as a yes. Adekunle’s reply was not clearly attached to this question.</w:t>
       </w:r>
     </w:p>
     <w:p>
@@ -1097,7 +1097,7 @@
           <w:sz w:val="20"/>
           <w:szCs w:val="20"/>
         </w:rPr>
-        <w:t xml:space="preserve"> after Warren asked how to make sure everyone is heard, M Mireille asked how the team knew everyone was heard on the 12-hour decision and asked for a thumbs up or a quick yes/no. Fuyang said the team had agreed, after a conversation with Kathryn and Christian, that silence means agreement. M Mireille said she disagreed: in her experience silence is not an answer, and a norm of silence as agreement makes it impossible to know whether people are heard. She suggested a quick show of yes, or assuming yes and asking who is a no or unsure. She added that agreeing to move on is a yes, whereas anyone who cannot support a decision should take a minute to discuss it. Warren thanked her and moved on. </w:t>
+        <w:t xml:space="preserve"> after Warren asked how to make sure everyone is heard, M Mireille asked how the team knew everyone was heard on the 12-hour decision and asked for a thumbs up or a quick yes/no. Fuyang said the team had agreed, after a conversation with Kathryn and Christian, that silence means agreement. M Mireille disagreed: in M Mireille’s experience silence is not an answer, and a norm of silence as agreement makes it impossible to know whether people are heard. M Mireille suggested a quick show of yes, or assuming yes and asking who is a no or unsure, and added that agreeing to move on is a yes, whereas anyone who cannot support a decision should take a minute to discuss it. Warren thanked the guest and moved on. </w:t>
       </w:r>
       <w:r>
         <w:rPr>
@@ -1171,7 +1171,7 @@
           <w:sz w:val="20"/>
           <w:szCs w:val="20"/>
         </w:rPr>
-        <w:t xml:space="preserve">Anne-Marie described her experience with the Scenario 2 flow: Fuyang asked her to present the flow format, which she did; days later the team discussed the scenario as if it did not exist and she reposted it. She said she felt her written comments are not read, or are dismissed, and that after completing her part she received no further direction. She later said she had not meant it as criticism but as an account of the process being debriefed.</w:t>
+        <w:t xml:space="preserve">Anne-Marie described the history of the Scenario 2 flow: Fuyang asked for the flow format to be presented, and it was; days later the team discussed the scenario as if it did not exist and it had to be reposted. Anne-Marie said written comments seem not to be read, or to be dismissed, and that no further direction followed once the assigned part was complete. Anne-Marie later said this was not meant as criticism but as an account of the process being debriefed.</w:t>
       </w:r>
     </w:p>
     <w:p>
@@ -1189,7 +1189,7 @@
           <w:sz w:val="20"/>
           <w:szCs w:val="20"/>
         </w:rPr>
-        <w:t xml:space="preserve">Fuyang gave context: Anne-Marie owned the Scenario 2 flow; as she had not used Figma and time was short, he asked her to write up the flow and applied the UI design himself, so the final screens (about 10 to 11 pages against her five scenes) differ from her original; he was travelling 13 to 16 October and handed part of the later prototype phase to others. He acknowledged a communication gap, accepted responsibility as prototype lead, and asked members to raise concerns.</w:t>
+        <w:t xml:space="preserve">Fuyang gave context: Anne-Marie owned the Scenario 2 flow; because Figma was new to Anne-Marie and time was short, Fuyang asked for the flow to be written up and applied the UI design, so the final screens (about 10 to 11 pages, against five scenes in the original) differ from the original; Fuyang was travelling 13 to 16 October and handed part of the later prototype phase to others. Fuyang acknowledged a communication gap, accepted responsibility as prototype lead, and asked members to raise concerns.</w:t>
       </w:r>
     </w:p>
     <w:p>
@@ -1319,7 +1319,7 @@
           <w:sz w:val="20"/>
           <w:szCs w:val="20"/>
         </w:rPr>
-        <w:t xml:space="preserve">Qiuchen said no one can do another member’s work for them, so members should say early if they need help or time. She gave an example: someone who is half done and will be away for three days can have a non-major internal deadline readjusted, but that is not a reason to hand the work over. Mmenyene said speaking early lets others reprioritise (work for another class was moved to the 19th when the prototype ran behind). Qiuchen added that members should start early to find what they do not know.</w:t>
+        <w:t xml:space="preserve">Qiuchen said no one can do another member’s work for them, so members should say early if they need help or time. Qiuchen gave an example: someone who is half done and will be away for three days can have a non-major internal deadline readjusted, but that is not a reason to hand the work over. Mmenyene said speaking early lets others reprioritise (work for another class was moved to the 19th when the prototype ran behind). Qiuchen added that members should start early to find what they do not know.</w:t>
       </w:r>
     </w:p>
     <w:p>
@@ -1337,7 +1337,7 @@
           <w:sz w:val="20"/>
           <w:szCs w:val="20"/>
         </w:rPr>
-        <w:t xml:space="preserve">Warren said everyone should read the assignment plan on Miro carefully, know their delivery dates and create their own Trello cards. Adekunle Adeniji said he had not seen recent missed deadlines; Warren said the concern is tighter upcoming deliverables.</w:t>
+        <w:t xml:space="preserve">Warren said everyone should read the assignment plan on Miro carefully, know their delivery dates and create their own Trello cards. Adekunle Adeniji said no recent missed deadlines had been seen; Warren said the concern is tighter upcoming deliverables.</w:t>
       </w:r>
     </w:p>
     <w:p>
@@ -1435,7 +1435,7 @@
           <w:sz w:val="20"/>
           <w:szCs w:val="20"/>
         </w:rPr>
-        <w:t xml:space="preserve">Anne-Marie said the course is tied to assignments that are planned before the material is covered in class, so some internal deadlines sit at the edge of class coverage; allowing about 24 hours after class is reasonable, and less makes it hard to apply the material. She said a later assignment had been scheduled without factoring this in, which caused turbulence.</w:t>
+        <w:t xml:space="preserve">Anne-Marie said the course is tied to assignments that are planned before the material is covered in class, so some internal deadlines sit at the edge of class coverage; allowing about 24 hours after class is reasonable, and less makes it hard to apply the material. Anne-Marie said a later assignment had been scheduled without factoring this in, which caused turbulence.</w:t>
       </w:r>
     </w:p>
     <w:p>
@@ -1471,7 +1471,7 @@
           <w:sz w:val="20"/>
           <w:szCs w:val="20"/>
         </w:rPr>
-        <w:t xml:space="preserve">Warren said that when the lead sets internal dates, members should check them against class and other schedules and flag conflicts at that meeting, which requires coming prepared. He noted the class schedule leaves several days to prepare (the days named were unclear in the transcript). Anne-Marie added that the same project storyline means existing artifacts can be reused.</w:t>
+        <w:t xml:space="preserve">Warren said that when the lead sets internal dates, members should check them against class and other schedules and flag conflicts at that meeting, which requires coming prepared. Warren noted the class schedule leaves several days to prepare (the days named were unclear in the transcript). Anne-Marie added that the same project storyline means existing artifacts can be reused.</w:t>
       </w:r>
     </w:p>
     <w:p>
@@ -1551,7 +1551,7 @@
           <w:sz w:val="20"/>
           <w:szCs w:val="20"/>
         </w:rPr>
-        <w:t xml:space="preserve">Mmenyene said taking the prototype to Cohen showed how other parts of the system could plug in. Anne-Marie thanked Fuyang for learning Figma and leading the prototype. Fuyang said rapid prototyping matters more than he expected, iteration is key, AI-assisted Figma helps, the user journey was the hardest part because of the number of design options, and the team and the CMAC users shaped the result. Mmenyene said compiling the video and recording the voice-over were hard.</w:t>
+        <w:t xml:space="preserve">Mmenyene said taking the prototype to Cohen showed how other parts of the system could plug in. Anne-Marie thanked Fuyang for learning Figma and leading the prototype. Fuyang said rapid prototyping matters more than expected, iteration is key, AI-assisted Figma helps, the user journey was the hardest part because of the number of design options, and the team and the CMAC users shaped the result. Mmenyene said compiling the video and recording the voice-over were hard.</w:t>
       </w:r>
     </w:p>
     <w:p>
@@ -1647,7 +1647,7 @@
           <w:sz w:val="20"/>
           <w:szCs w:val="20"/>
         </w:rPr>
-        <w:t xml:space="preserve">She praised the use of an AI prompt to categorise the notes as efficient and noted the debrief was longer than the debriefs she usually sees. Warren said the team’s assignment debriefs always run past an hour and the whole team attends; she said that if the team is comfortable with it, it need not change.</w:t>
+        <w:t xml:space="preserve">M Mireille praised the use of an AI prompt to categorise the notes as efficient and noted the debrief was longer than the debriefs usually seen. Warren said the team’s assignment debriefs always run past an hour and the whole team attends; M Mireille said that if the team is comfortable with it, it need not change.</w:t>
       </w:r>
     </w:p>
     <w:p>
@@ -1665,7 +1665,7 @@
           <w:sz w:val="20"/>
           <w:szCs w:val="20"/>
         </w:rPr>
-        <w:t xml:space="preserve">To save time she suggested the team fill in sticky notes before the meeting and stick to the action and proposal rather than retelling scenarios. Mmenyene said the notes were private so people feel comfortable, and that if the team prefers, thoughts can be added beforehand. M Mireille said anonymity is acceptable but she usually sees names disclosed, and that what matters is the conversation. Warren agreed that pre-filling is a good idea (open two or three days ahead, still anonymous) but noted it would lose the excitement of the music and one-minute timer; M Mireille suggested it could be used for the learnings only and said it was the team’s call. Adekunle said the agile retrospective method, which he followed when he led the Milestone 1 retrospective, has people write during the session. </w:t>
+        <w:t xml:space="preserve">To save time M Mireille suggested the team fill in sticky notes before the meeting and stick to the action and proposal rather than retelling scenarios. Mmenyene said the notes were private so people feel comfortable, and that if the team prefers, thoughts can be added beforehand. M Mireille said anonymity is acceptable but names are usually disclosed, and that what matters is the conversation. Warren agreed that pre-filling is a good idea (open two or three days ahead, still anonymous) but noted it would lose the excitement of the music and one-minute timer; M Mireille suggested it could be used for the learnings only and said it was the team’s call. Adekunle said the agile retrospective method, which Adekunle followed when leading the Milestone 1 retrospective, has people write during the session. </w:t>
       </w:r>
       <w:r>
         <w:rPr>
@@ -1701,7 +1701,7 @@
           <w:sz w:val="20"/>
           <w:szCs w:val="20"/>
         </w:rPr>
-        <w:t xml:space="preserve">She said the exchange was fluid and respectful and all voices were heard, and that she would have invited Adekunle to speak earlier, since he was quieter at the start. She encouraged celebrating completed work and the client’s satisfaction.</w:t>
+        <w:t xml:space="preserve">M Mireille said the exchange was fluid and respectful and all voices were heard, and that Adekunle, who was quieter at the start, could have been invited to speak earlier. M Mireille encouraged celebrating completed work and the client’s satisfaction.</w:t>
       </w:r>
     </w:p>
     <w:p>
@@ -1719,7 +1719,7 @@
           <w:sz w:val="20"/>
           <w:szCs w:val="20"/>
         </w:rPr>
-        <w:t xml:space="preserve">Warren said the team has made a lot of progress since Milestone 1: it is more structured, ownership is clearer and conversations are more direct. Disagreements still occur, but the team handles them through one-on-one conversations. M Mireille said she saw a big difference from Milestone 1 and encouraged members to flag early when they are struggling or will miss a deadline, and to adjust internal deadlines when new information arrives.</w:t>
+        <w:t xml:space="preserve">Warren said the team has made a lot of progress since Milestone 1: it is more structured, ownership is clearer and conversations are more direct. Disagreements still occur, but the team handles them through one-on-one conversations. M Mireille said the difference from Milestone 1 was big and encouraged members to flag early when they are struggling or will miss a deadline, and to adjust internal deadlines when new information arrives.</w:t>
       </w:r>
     </w:p>
     <w:p>
@@ -2675,7 +2675,7 @@
                 <w:sz w:val="19"/>
                 <w:szCs w:val="19"/>
               </w:rPr>
-              <w:t xml:space="preserve">Apparently done. M Mireille, who appears to be the “M” named on 17 October, attended on 22 October, so “the 20th” in the earlier discussion seems to have meant Thursday 22 October. She stayed for the whole meeting, longer than the planned 20 minutes.</w:t>
+              <w:t xml:space="preserve">Apparently done. M Mireille, who appears to be the “M” named on 17 October, attended on 22 October, so “the 20th” in the earlier discussion seems to have meant Thursday 22 October. M Mireille stayed for the whole meeting, longer than the planned 20 minutes.</w:t>
             </w:r>
           </w:p>
         </w:tc>
